--- a/第115208組-CoLoGrowth-系統簡介.docx
+++ b/第115208組-CoLoGrowth-系統簡介.docx
@@ -269,21 +269,52 @@
     </w:p>
     <w:p>
       <w:pPr>
-        <w:pStyle w:val="a9"/>
-        <w:snapToGrid w:val="0"/>
-        <w:spacing w:line="360" w:lineRule="auto"/>
-        <w:ind w:left="482" w:firstLineChars="100" w:firstLine="240"/>
-        <w:rPr>
-          <w:rFonts w:eastAsia="標楷體"/>
-          <w:szCs w:val="24"/>
-        </w:rPr>
-      </w:pPr>
-      <w:r>
-        <w:rPr>
-          <w:rFonts w:eastAsia="標楷體" w:hint="eastAsia"/>
-          <w:szCs w:val="24"/>
-        </w:rPr>
-        <w:t>內文</w:t>
+        <w:pStyle w:val="Web"/>
+        <w:spacing w:before="0" w:beforeAutospacing="0"/>
+        <w:ind w:left="480" w:firstLine="480"/>
+        <w:rPr>
+          <w:rFonts w:ascii="標楷體" w:eastAsia="標楷體" w:hAnsi="標楷體" w:cs="Arial"/>
+        </w:rPr>
+      </w:pPr>
+      <w:r>
+        <w:rPr>
+          <w:rFonts w:ascii="標楷體" w:eastAsia="標楷體" w:hAnsi="標楷體" w:cs="Arial"/>
+        </w:rPr>
+        <w:t>隨著現代科技普及，新手父母在懷孕至育兒階段卻仍普遍缺乏相關經驗，且傳統多以紙本方式進行紀錄，不僅難以即時回饋與有效管理，也不利於資料的長期保存。</w:t>
+      </w:r>
+    </w:p>
+    <w:p>
+      <w:pPr>
+        <w:pStyle w:val="Web"/>
+        <w:spacing w:before="0" w:beforeAutospacing="0"/>
+        <w:ind w:left="480" w:firstLine="480"/>
+        <w:rPr>
+          <w:rFonts w:ascii="標楷體" w:eastAsia="標楷體" w:hAnsi="標楷體" w:cs="Arial" w:hint="eastAsia"/>
+        </w:rPr>
+      </w:pPr>
+      <w:r>
+        <w:rPr>
+          <w:rFonts w:ascii="標楷體" w:eastAsia="標楷體" w:hAnsi="標楷體" w:cs="Arial"/>
+        </w:rPr>
+        <w:t>本系統旨在解決市面上孕期與育兒</w:t>
+      </w:r>
+      <w:r>
+        <w:rPr>
+          <w:rFonts w:ascii="標楷體" w:eastAsia="標楷體" w:hAnsi="標楷體" w:cs="Arial" w:hint="eastAsia"/>
+        </w:rPr>
+        <w:t>應用程式使用</w:t>
+      </w:r>
+      <w:r>
+        <w:rPr>
+          <w:rFonts w:ascii="標楷體" w:eastAsia="標楷體" w:hAnsi="標楷體" w:cs="Arial"/>
+        </w:rPr>
+        <w:t>破碎、資料無法延續的痛點。我們以普及率極高的 LINE 官方帳號為主要媒介，打造一站式數位平台，陪伴使用者從懷孕階段無縫接軌至0-3歲嬰幼兒成長，並結合 AI 技術，提供新手父母即時、專業且便利的智慧育兒協助</w:t>
+      </w:r>
+      <w:r>
+        <w:rPr>
+          <w:rFonts w:ascii="標楷體" w:eastAsia="標楷體" w:hAnsi="標楷體" w:cs="Arial" w:hint="eastAsia"/>
+        </w:rPr>
+        <w:t>。</w:t>
       </w:r>
     </w:p>
     <w:p>
@@ -316,21 +347,183 @@
     </w:p>
     <w:p>
       <w:pPr>
-        <w:pStyle w:val="a9"/>
-        <w:snapToGrid w:val="0"/>
-        <w:spacing w:line="360" w:lineRule="auto"/>
-        <w:ind w:left="482" w:firstLineChars="100" w:firstLine="240"/>
-        <w:rPr>
-          <w:rFonts w:eastAsia="標楷體"/>
-          <w:szCs w:val="24"/>
-        </w:rPr>
-      </w:pPr>
-      <w:r>
-        <w:rPr>
-          <w:rFonts w:eastAsia="標楷體" w:hint="eastAsia"/>
-          <w:szCs w:val="24"/>
-        </w:rPr>
-        <w:t>內文</w:t>
+        <w:pStyle w:val="Web"/>
+        <w:spacing w:before="0" w:beforeAutospacing="0"/>
+        <w:ind w:left="480"/>
+        <w:rPr>
+          <w:rFonts w:ascii="標楷體" w:eastAsia="標楷體" w:hAnsi="標楷體" w:cs="Arial" w:hint="eastAsia"/>
+        </w:rPr>
+      </w:pPr>
+      <w:r>
+        <w:rPr>
+          <w:rFonts w:ascii="標楷體" w:eastAsia="標楷體" w:hAnsi="標楷體" w:cs="Arial" w:hint="eastAsia"/>
+        </w:rPr>
+        <w:t>1.</w:t>
+      </w:r>
+      <w:r>
+        <w:rPr>
+          <w:rFonts w:ascii="標楷體" w:eastAsia="標楷體" w:hAnsi="標楷體" w:cs="Arial" w:hint="eastAsia"/>
+        </w:rPr>
+        <w:t>跨階段一站式紀錄：整合孕期</w:t>
+      </w:r>
+      <w:r>
+        <w:rPr>
+          <w:rFonts w:ascii="標楷體" w:eastAsia="標楷體" w:hAnsi="標楷體" w:cs="Arial" w:hint="eastAsia"/>
+        </w:rPr>
+        <w:t>期間媽媽日記</w:t>
+      </w:r>
+      <w:r>
+        <w:rPr>
+          <w:rFonts w:ascii="標楷體" w:eastAsia="標楷體" w:hAnsi="標楷體" w:cs="Arial" w:hint="eastAsia"/>
+        </w:rPr>
+        <w:t>與寶寶成長數據。</w:t>
+      </w:r>
+    </w:p>
+    <w:p>
+      <w:pPr>
+        <w:pStyle w:val="Web"/>
+        <w:spacing w:before="0" w:beforeAutospacing="0"/>
+        <w:ind w:left="480"/>
+        <w:rPr>
+          <w:rFonts w:ascii="標楷體" w:eastAsia="標楷體" w:hAnsi="標楷體" w:cs="Arial"/>
+        </w:rPr>
+      </w:pPr>
+      <w:r>
+        <w:rPr>
+          <w:rFonts w:ascii="標楷體" w:eastAsia="標楷體" w:hAnsi="標楷體" w:cs="Arial" w:hint="eastAsia"/>
+        </w:rPr>
+        <w:t xml:space="preserve">2.Growth </w:t>
+      </w:r>
+      <w:r>
+        <w:rPr>
+          <w:rFonts w:ascii="標楷體" w:eastAsia="標楷體" w:hAnsi="標楷體" w:cs="Arial" w:hint="eastAsia"/>
+        </w:rPr>
+        <w:t>AI：利用 AI 機器人即時解答育兒與孕產疑問。</w:t>
+      </w:r>
+    </w:p>
+    <w:p>
+      <w:pPr>
+        <w:pStyle w:val="Web"/>
+        <w:spacing w:before="0" w:beforeAutospacing="0"/>
+        <w:ind w:left="480"/>
+        <w:rPr>
+          <w:rFonts w:ascii="標楷體" w:eastAsia="標楷體" w:hAnsi="標楷體" w:cs="Arial"/>
+        </w:rPr>
+      </w:pPr>
+      <w:r>
+        <w:rPr>
+          <w:rFonts w:ascii="標楷體" w:eastAsia="標楷體" w:hAnsi="標楷體" w:cs="Arial" w:hint="eastAsia"/>
+        </w:rPr>
+        <w:t>3.</w:t>
+      </w:r>
+      <w:r>
+        <w:rPr>
+          <w:rFonts w:ascii="標楷體" w:eastAsia="標楷體" w:hAnsi="標楷體" w:cs="Arial" w:hint="eastAsia"/>
+        </w:rPr>
+        <w:t>協助者功能：設計專屬功能，</w:t>
+      </w:r>
+      <w:r>
+        <w:rPr>
+          <w:rFonts w:ascii="標楷體" w:eastAsia="標楷體" w:hAnsi="標楷體" w:cs="Arial" w:hint="eastAsia"/>
+        </w:rPr>
+        <w:t>讓協助者</w:t>
+      </w:r>
+      <w:r>
+        <w:rPr>
+          <w:rFonts w:ascii="標楷體" w:eastAsia="標楷體" w:hAnsi="標楷體" w:cs="Arial" w:hint="eastAsia"/>
+        </w:rPr>
+        <w:t>參與過程，提升家庭整體參與感。</w:t>
+      </w:r>
+    </w:p>
+    <w:p>
+      <w:pPr>
+        <w:pStyle w:val="Web"/>
+        <w:spacing w:before="0" w:beforeAutospacing="0"/>
+        <w:rPr>
+          <w:rFonts w:ascii="標楷體" w:eastAsia="標楷體" w:hAnsi="標楷體" w:cs="Arial"/>
+        </w:rPr>
+      </w:pPr>
+      <w:r>
+        <w:rPr>
+          <w:rFonts w:ascii="標楷體" w:eastAsia="標楷體" w:hAnsi="標楷體" w:cs="Arial" w:hint="eastAsia"/>
+        </w:rPr>
+        <w:t xml:space="preserve"> </w:t>
+      </w:r>
+      <w:r>
+        <w:rPr>
+          <w:rFonts w:ascii="標楷體" w:eastAsia="標楷體" w:hAnsi="標楷體" w:cs="Arial"/>
+        </w:rPr>
+        <w:tab/>
+      </w:r>
+      <w:r>
+        <w:rPr>
+          <w:rFonts w:ascii="標楷體" w:eastAsia="標楷體" w:hAnsi="標楷體" w:cs="Arial" w:hint="eastAsia"/>
+        </w:rPr>
+        <w:t>4.</w:t>
+      </w:r>
+      <w:r>
+        <w:rPr>
+          <w:rFonts w:ascii="標楷體" w:eastAsia="標楷體" w:hAnsi="標楷體" w:cs="Arial" w:hint="eastAsia"/>
+        </w:rPr>
+        <w:t>數據視覺化圖表：將</w:t>
+      </w:r>
+      <w:r>
+        <w:rPr>
+          <w:rFonts w:ascii="標楷體" w:eastAsia="標楷體" w:hAnsi="標楷體" w:cs="Arial" w:hint="eastAsia"/>
+        </w:rPr>
+        <w:t>身體數據以</w:t>
+      </w:r>
+      <w:r>
+        <w:rPr>
+          <w:rFonts w:ascii="標楷體" w:eastAsia="標楷體" w:hAnsi="標楷體" w:cs="Arial" w:hint="eastAsia"/>
+        </w:rPr>
+        <w:t>曲線圖表化</w:t>
+      </w:r>
+      <w:r>
+        <w:rPr>
+          <w:rFonts w:ascii="標楷體" w:eastAsia="標楷體" w:hAnsi="標楷體" w:cs="Arial" w:hint="eastAsia"/>
+        </w:rPr>
+        <w:t>方式呈現</w:t>
+      </w:r>
+      <w:r>
+        <w:rPr>
+          <w:rFonts w:ascii="標楷體" w:eastAsia="標楷體" w:hAnsi="標楷體" w:cs="Arial" w:hint="eastAsia"/>
+        </w:rPr>
+        <w:t>，便於</w:t>
+      </w:r>
+      <w:r>
+        <w:rPr>
+          <w:rFonts w:ascii="標楷體" w:eastAsia="標楷體" w:hAnsi="標楷體" w:cs="Arial" w:hint="eastAsia"/>
+        </w:rPr>
+        <w:t>視覺化觀察</w:t>
+      </w:r>
+      <w:r>
+        <w:rPr>
+          <w:rFonts w:ascii="標楷體" w:eastAsia="標楷體" w:hAnsi="標楷體" w:cs="Arial" w:hint="eastAsia"/>
+        </w:rPr>
+        <w:t>。</w:t>
+      </w:r>
+    </w:p>
+    <w:p>
+      <w:pPr>
+        <w:pStyle w:val="Web"/>
+        <w:spacing w:before="0" w:beforeAutospacing="0"/>
+        <w:ind w:left="480"/>
+        <w:rPr>
+          <w:rFonts w:ascii="標楷體" w:eastAsia="標楷體" w:hAnsi="標楷體" w:cs="Arial" w:hint="eastAsia"/>
+        </w:rPr>
+      </w:pPr>
+      <w:r>
+        <w:rPr>
+          <w:rFonts w:ascii="標楷體" w:eastAsia="標楷體" w:hAnsi="標楷體" w:cs="Arial" w:hint="eastAsia"/>
+        </w:rPr>
+        <w:t>5.</w:t>
+      </w:r>
+      <w:r>
+        <w:rPr>
+          <w:rFonts w:ascii="標楷體" w:eastAsia="標楷體" w:hAnsi="標楷體" w:cs="Arial" w:hint="eastAsia"/>
+        </w:rPr>
+        <w:t>嬰幼兒成長回顧：雲端相簿功能，依月份或年度進行回顧，留存珍貴回憶。</w:t>
       </w:r>
     </w:p>
     <w:p>
@@ -363,21 +556,70 @@
     </w:p>
     <w:p>
       <w:pPr>
-        <w:pStyle w:val="a9"/>
-        <w:snapToGrid w:val="0"/>
-        <w:spacing w:line="360" w:lineRule="auto"/>
-        <w:ind w:left="482" w:firstLineChars="100" w:firstLine="240"/>
-        <w:rPr>
-          <w:rFonts w:eastAsia="標楷體"/>
-          <w:szCs w:val="24"/>
-        </w:rPr>
-      </w:pPr>
-      <w:r>
-        <w:rPr>
-          <w:rFonts w:eastAsia="標楷體" w:hint="eastAsia"/>
-          <w:szCs w:val="24"/>
-        </w:rPr>
-        <w:t>內文</w:t>
+        <w:pStyle w:val="Web"/>
+        <w:spacing w:before="0" w:beforeAutospacing="0"/>
+        <w:ind w:left="480"/>
+        <w:rPr>
+          <w:rFonts w:ascii="標楷體" w:eastAsia="標楷體" w:hAnsi="標楷體" w:cs="Arial" w:hint="eastAsia"/>
+        </w:rPr>
+      </w:pPr>
+      <w:r>
+        <w:rPr>
+          <w:rFonts w:ascii="標楷體" w:eastAsia="標楷體" w:hAnsi="標楷體" w:cs="Arial" w:hint="eastAsia"/>
+        </w:rPr>
+        <w:t>主要使用者：孕婦、新手媽媽</w:t>
+      </w:r>
+      <w:r>
+        <w:rPr>
+          <w:rFonts w:ascii="標楷體" w:eastAsia="標楷體" w:hAnsi="標楷體" w:cs="Arial" w:hint="eastAsia"/>
+        </w:rPr>
+        <w:t>(</w:t>
+      </w:r>
+      <w:r>
+        <w:rPr>
+          <w:rFonts w:ascii="標楷體" w:eastAsia="標楷體" w:hAnsi="標楷體" w:cs="Arial" w:hint="eastAsia"/>
+        </w:rPr>
+        <w:t>有孕產紀錄、衛教查詢與降低焦慮需求者</w:t>
+      </w:r>
+      <w:r>
+        <w:rPr>
+          <w:rFonts w:ascii="標楷體" w:eastAsia="標楷體" w:hAnsi="標楷體" w:cs="Arial" w:hint="eastAsia"/>
+        </w:rPr>
+        <w:t>)</w:t>
+      </w:r>
+      <w:r>
+        <w:rPr>
+          <w:rFonts w:ascii="標楷體" w:eastAsia="標楷體" w:hAnsi="標楷體" w:cs="Arial" w:hint="eastAsia"/>
+        </w:rPr>
+        <w:t>。</w:t>
+      </w:r>
+    </w:p>
+    <w:p>
+      <w:pPr>
+        <w:pStyle w:val="Web"/>
+        <w:spacing w:before="0" w:beforeAutospacing="0"/>
+        <w:ind w:left="480"/>
+        <w:rPr>
+          <w:rFonts w:ascii="標楷體" w:eastAsia="標楷體" w:hAnsi="標楷體" w:cs="Arial" w:hint="eastAsia"/>
+        </w:rPr>
+      </w:pPr>
+      <w:r>
+        <w:rPr>
+          <w:rFonts w:ascii="標楷體" w:eastAsia="標楷體" w:hAnsi="標楷體" w:cs="Arial" w:hint="eastAsia"/>
+        </w:rPr>
+        <w:t>共同</w:t>
+      </w:r>
+      <w:r>
+        <w:rPr>
+          <w:rFonts w:ascii="標楷體" w:eastAsia="標楷體" w:hAnsi="標楷體" w:cs="Arial" w:hint="eastAsia"/>
+        </w:rPr>
+        <w:t>協助者</w:t>
+      </w:r>
+      <w:r>
+        <w:rPr>
+          <w:rFonts w:ascii="標楷體" w:eastAsia="標楷體" w:hAnsi="標楷體" w:cs="Arial" w:hint="eastAsia"/>
+        </w:rPr>
+        <w:t>：伴侶、準爸爸或主要照顧家人（有協同育兒與共同管理行程需求者）。</w:t>
       </w:r>
     </w:p>
     <w:p>
@@ -410,22 +652,153 @@
     </w:p>
     <w:p>
       <w:pPr>
-        <w:pStyle w:val="a9"/>
-        <w:snapToGrid w:val="0"/>
-        <w:spacing w:line="360" w:lineRule="auto"/>
-        <w:ind w:left="482" w:firstLineChars="100" w:firstLine="240"/>
-        <w:rPr>
-          <w:rFonts w:eastAsia="標楷體"/>
-          <w:szCs w:val="24"/>
-        </w:rPr>
-      </w:pPr>
-      <w:r>
-        <w:rPr>
-          <w:rFonts w:eastAsia="標楷體" w:hint="eastAsia"/>
-          <w:szCs w:val="24"/>
-        </w:rPr>
-        <w:t>內文</w:t>
-      </w:r>
+        <w:pStyle w:val="Web"/>
+        <w:spacing w:before="0" w:beforeAutospacing="0"/>
+        <w:ind w:left="480"/>
+        <w:rPr>
+          <w:rFonts w:ascii="標楷體" w:eastAsia="標楷體" w:hAnsi="標楷體" w:cs="Arial" w:hint="eastAsia"/>
+        </w:rPr>
+      </w:pPr>
+      <w:r>
+        <w:rPr>
+          <w:rFonts w:ascii="標楷體" w:eastAsia="標楷體" w:hAnsi="標楷體" w:cs="Arial" w:hint="eastAsia"/>
+        </w:rPr>
+        <w:t>1.</w:t>
+      </w:r>
+      <w:r>
+        <w:rPr>
+          <w:rFonts w:ascii="標楷體" w:eastAsia="標楷體" w:hAnsi="標楷體" w:cs="Arial" w:hint="eastAsia"/>
+        </w:rPr>
+        <w:t>免下載與零學習成本：免裝額外 App，直接在</w:t>
+      </w:r>
+      <w:r>
+        <w:rPr>
+          <w:rFonts w:ascii="標楷體" w:eastAsia="標楷體" w:hAnsi="標楷體" w:cs="Arial" w:hint="eastAsia"/>
+        </w:rPr>
+        <w:t>從</w:t>
+      </w:r>
+      <w:r>
+        <w:rPr>
+          <w:rFonts w:ascii="標楷體" w:eastAsia="標楷體" w:hAnsi="標楷體" w:cs="Arial" w:hint="eastAsia"/>
+        </w:rPr>
+        <w:t xml:space="preserve"> LINE 官方帳號的圖文選單內操作。</w:t>
+      </w:r>
+    </w:p>
+    <w:p>
+      <w:pPr>
+        <w:pStyle w:val="Web"/>
+        <w:spacing w:before="0" w:beforeAutospacing="0"/>
+        <w:ind w:left="480"/>
+        <w:rPr>
+          <w:rFonts w:ascii="標楷體" w:eastAsia="標楷體" w:hAnsi="標楷體" w:cs="Arial" w:hint="eastAsia"/>
+        </w:rPr>
+      </w:pPr>
+      <w:r>
+        <w:rPr>
+          <w:rFonts w:ascii="標楷體" w:eastAsia="標楷體" w:hAnsi="標楷體" w:cs="Arial" w:hint="eastAsia"/>
+        </w:rPr>
+        <w:t>2.</w:t>
+      </w:r>
+      <w:r>
+        <w:rPr>
+          <w:rFonts w:ascii="標楷體" w:eastAsia="標楷體" w:hAnsi="標楷體" w:cs="Arial" w:hint="eastAsia"/>
+        </w:rPr>
+        <w:t>生命週期完整接軌：一帳號搞定「孕期」到「育兒」，打破市場現有產品的分裂性</w:t>
+      </w:r>
+      <w:r>
+        <w:rPr>
+          <w:rFonts w:ascii="標楷體" w:eastAsia="標楷體" w:hAnsi="標楷體" w:cs="Arial" w:hint="eastAsia"/>
+        </w:rPr>
+        <w:t>。</w:t>
+      </w:r>
+    </w:p>
+    <w:p>
+      <w:pPr>
+        <w:pStyle w:val="Web"/>
+        <w:spacing w:before="0" w:beforeAutospacing="0"/>
+        <w:ind w:left="480"/>
+        <w:rPr>
+          <w:rFonts w:ascii="標楷體" w:eastAsia="標楷體" w:hAnsi="標楷體" w:cs="Arial" w:hint="eastAsia"/>
+        </w:rPr>
+      </w:pPr>
+      <w:r>
+        <w:rPr>
+          <w:rFonts w:ascii="標楷體" w:eastAsia="標楷體" w:hAnsi="標楷體" w:cs="Arial" w:hint="eastAsia"/>
+        </w:rPr>
+        <w:t>3.</w:t>
+      </w:r>
+      <w:r>
+        <w:rPr>
+          <w:rFonts w:ascii="標楷體" w:eastAsia="標楷體" w:hAnsi="標楷體" w:cs="Arial" w:hint="eastAsia"/>
+        </w:rPr>
+        <w:t>家庭多人協同共享：一人紀錄、全家同步，建立以家庭為單位的照護網絡。</w:t>
+      </w:r>
+    </w:p>
+    <w:p>
+      <w:pPr>
+        <w:pStyle w:val="Web"/>
+        <w:spacing w:before="0" w:beforeAutospacing="0"/>
+        <w:ind w:left="480"/>
+        <w:rPr>
+          <w:rFonts w:ascii="標楷體" w:eastAsia="標楷體" w:hAnsi="標楷體" w:cs="Arial"/>
+        </w:rPr>
+      </w:pPr>
+      <w:r>
+        <w:rPr>
+          <w:rFonts w:ascii="標楷體" w:eastAsia="標楷體" w:hAnsi="標楷體" w:cs="Arial" w:hint="eastAsia"/>
+        </w:rPr>
+        <w:t xml:space="preserve">4.Growth </w:t>
+      </w:r>
+      <w:r>
+        <w:rPr>
+          <w:rFonts w:ascii="標楷體" w:eastAsia="標楷體" w:hAnsi="標楷體" w:cs="Arial" w:hint="eastAsia"/>
+        </w:rPr>
+        <w:t>A</w:t>
+      </w:r>
+      <w:r>
+        <w:rPr>
+          <w:rFonts w:ascii="標楷體" w:eastAsia="標楷體" w:hAnsi="標楷體" w:cs="Arial" w:hint="eastAsia"/>
+        </w:rPr>
+        <w:t>I</w:t>
+      </w:r>
+      <w:r>
+        <w:rPr>
+          <w:rFonts w:ascii="標楷體" w:eastAsia="標楷體" w:hAnsi="標楷體" w:cs="Arial" w:hint="eastAsia"/>
+        </w:rPr>
+        <w:t>：採用 RAG技術，依據使用者</w:t>
+      </w:r>
+      <w:r>
+        <w:rPr>
+          <w:rFonts w:ascii="標楷體" w:eastAsia="標楷體" w:hAnsi="標楷體" w:cs="Arial" w:hint="eastAsia"/>
+        </w:rPr>
+        <w:t>提問回答</w:t>
+      </w:r>
+      <w:r>
+        <w:rPr>
+          <w:rFonts w:ascii="標楷體" w:eastAsia="標楷體" w:hAnsi="標楷體" w:cs="Arial" w:hint="eastAsia"/>
+        </w:rPr>
+        <w:t>。</w:t>
+      </w:r>
+    </w:p>
+    <w:p>
+      <w:pPr>
+        <w:pStyle w:val="Web"/>
+        <w:spacing w:before="0" w:beforeAutospacing="0"/>
+        <w:ind w:left="480"/>
+        <w:rPr>
+          <w:rFonts w:ascii="標楷體" w:eastAsia="標楷體" w:hAnsi="標楷體" w:cs="Arial"/>
+        </w:rPr>
+      </w:pPr>
+    </w:p>
+    <w:p>
+      <w:pPr>
+        <w:pStyle w:val="Web"/>
+        <w:spacing w:before="0" w:beforeAutospacing="0"/>
+        <w:ind w:left="480"/>
+        <w:rPr>
+          <w:rFonts w:ascii="標楷體" w:eastAsia="標楷體" w:hAnsi="標楷體" w:cs="Arial" w:hint="eastAsia"/>
+        </w:rPr>
+      </w:pPr>
     </w:p>
     <w:p>
       <w:pPr>
@@ -452,26 +825,130 @@
           <w:b/>
           <w:sz w:val="28"/>
         </w:rPr>
+        <w:lastRenderedPageBreak/>
         <w:t>系統開發工具</w:t>
       </w:r>
     </w:p>
     <w:p>
       <w:pPr>
-        <w:pStyle w:val="a9"/>
-        <w:snapToGrid w:val="0"/>
-        <w:spacing w:line="360" w:lineRule="auto"/>
-        <w:ind w:left="482" w:firstLineChars="100" w:firstLine="240"/>
-        <w:rPr>
-          <w:rFonts w:eastAsia="標楷體"/>
-          <w:szCs w:val="24"/>
-        </w:rPr>
-      </w:pPr>
-      <w:r>
-        <w:rPr>
-          <w:rFonts w:eastAsia="標楷體" w:hint="eastAsia"/>
-          <w:szCs w:val="24"/>
-        </w:rPr>
-        <w:t>內文</w:t>
+        <w:pStyle w:val="Web"/>
+        <w:spacing w:before="0" w:beforeAutospacing="0"/>
+        <w:ind w:left="480"/>
+        <w:rPr>
+          <w:rFonts w:ascii="標楷體" w:eastAsia="標楷體" w:hAnsi="標楷體" w:cs="Arial"/>
+        </w:rPr>
+      </w:pPr>
+      <w:r>
+        <w:rPr>
+          <w:rFonts w:ascii="標楷體" w:eastAsia="標楷體" w:hAnsi="標楷體" w:cs="Arial" w:hint="eastAsia"/>
+        </w:rPr>
+        <w:t>1.</w:t>
+      </w:r>
+      <w:r>
+        <w:rPr>
+          <w:rFonts w:ascii="標楷體" w:eastAsia="標楷體" w:hAnsi="標楷體" w:cs="Arial"/>
+        </w:rPr>
+        <w:t>前端網頁：HTML、CSS、JavaScript</w:t>
+      </w:r>
+    </w:p>
+    <w:p>
+      <w:pPr>
+        <w:pStyle w:val="Web"/>
+        <w:spacing w:before="0" w:beforeAutospacing="0"/>
+        <w:ind w:left="480"/>
+        <w:rPr>
+          <w:rFonts w:ascii="標楷體" w:eastAsia="標楷體" w:hAnsi="標楷體" w:cs="Arial" w:hint="eastAsia"/>
+        </w:rPr>
+      </w:pPr>
+      <w:r>
+        <w:rPr>
+          <w:rFonts w:ascii="標楷體" w:eastAsia="標楷體" w:hAnsi="標楷體" w:cs="Arial" w:hint="eastAsia"/>
+        </w:rPr>
+        <w:t>2.</w:t>
+      </w:r>
+      <w:r>
+        <w:rPr>
+          <w:rFonts w:ascii="標楷體" w:eastAsia="標楷體" w:hAnsi="標楷體" w:cs="Arial"/>
+        </w:rPr>
+        <w:t>後端架構：Python、Django 框架</w:t>
+      </w:r>
+    </w:p>
+    <w:p>
+      <w:pPr>
+        <w:pStyle w:val="Web"/>
+        <w:spacing w:before="0" w:beforeAutospacing="0"/>
+        <w:ind w:left="480"/>
+        <w:rPr>
+          <w:rFonts w:ascii="標楷體" w:eastAsia="標楷體" w:hAnsi="標楷體" w:cs="Arial" w:hint="eastAsia"/>
+        </w:rPr>
+      </w:pPr>
+      <w:r>
+        <w:rPr>
+          <w:rFonts w:ascii="標楷體" w:eastAsia="標楷體" w:hAnsi="標楷體" w:cs="Arial" w:hint="eastAsia"/>
+        </w:rPr>
+        <w:t>3.</w:t>
+      </w:r>
+      <w:r>
+        <w:rPr>
+          <w:rFonts w:ascii="標楷體" w:eastAsia="標楷體" w:hAnsi="標楷體" w:cs="Arial"/>
+        </w:rPr>
+        <w:t>流程控管：n8n 自動化工作流平台</w:t>
+      </w:r>
+      <w:r>
+        <w:rPr>
+          <w:rFonts w:ascii="標楷體" w:eastAsia="標楷體" w:hAnsi="標楷體" w:cs="Arial" w:hint="eastAsia"/>
+        </w:rPr>
+        <w:t>、</w:t>
+      </w:r>
+      <w:r>
+        <w:rPr>
+          <w:rFonts w:ascii="標楷體" w:eastAsia="標楷體" w:hAnsi="標楷體" w:cs="Arial"/>
+        </w:rPr>
+        <w:t>OpenAI API</w:t>
+      </w:r>
+    </w:p>
+    <w:p>
+      <w:pPr>
+        <w:pStyle w:val="Web"/>
+        <w:spacing w:before="0" w:beforeAutospacing="0"/>
+        <w:ind w:left="480"/>
+        <w:rPr>
+          <w:rFonts w:ascii="標楷體" w:eastAsia="標楷體" w:hAnsi="標楷體" w:cs="Arial" w:hint="eastAsia"/>
+        </w:rPr>
+      </w:pPr>
+      <w:r>
+        <w:rPr>
+          <w:rFonts w:ascii="標楷體" w:eastAsia="標楷體" w:hAnsi="標楷體" w:cs="Arial" w:hint="eastAsia"/>
+        </w:rPr>
+        <w:t>4.</w:t>
+      </w:r>
+      <w:r>
+        <w:rPr>
+          <w:rFonts w:ascii="標楷體" w:eastAsia="標楷體" w:hAnsi="標楷體" w:cs="Arial"/>
+        </w:rPr>
+        <w:t>資料庫：Supabase</w:t>
+      </w:r>
+    </w:p>
+    <w:p>
+      <w:pPr>
+        <w:pStyle w:val="Web"/>
+        <w:spacing w:before="0" w:beforeAutospacing="0"/>
+        <w:ind w:left="480"/>
+        <w:rPr>
+          <w:rFonts w:ascii="標楷體" w:eastAsia="標楷體" w:hAnsi="標楷體" w:cs="Arial" w:hint="eastAsia"/>
+        </w:rPr>
+      </w:pPr>
+      <w:r>
+        <w:rPr>
+          <w:rFonts w:ascii="標楷體" w:eastAsia="標楷體" w:hAnsi="標楷體" w:cs="Arial" w:hint="eastAsia"/>
+        </w:rPr>
+        <w:t>5.</w:t>
+      </w:r>
+      <w:r>
+        <w:rPr>
+          <w:rFonts w:ascii="標楷體" w:eastAsia="標楷體" w:hAnsi="標楷體" w:cs="Arial"/>
+        </w:rPr>
+        <w:t>專案管理：GitHub、VSCode、Fork</w:t>
       </w:r>
     </w:p>
     <w:p>
@@ -504,20 +981,40 @@
     </w:p>
     <w:p>
       <w:pPr>
-        <w:pStyle w:val="a9"/>
-        <w:snapToGrid w:val="0"/>
-        <w:spacing w:line="360" w:lineRule="auto"/>
-        <w:ind w:left="482" w:firstLineChars="100" w:firstLine="240"/>
-        <w:rPr>
-          <w:rFonts w:eastAsia="標楷體"/>
-        </w:rPr>
-      </w:pPr>
-      <w:r>
-        <w:rPr>
-          <w:rFonts w:eastAsia="標楷體" w:hint="eastAsia"/>
-          <w:szCs w:val="24"/>
-        </w:rPr>
-        <w:t>內文</w:t>
+        <w:pStyle w:val="Web"/>
+        <w:spacing w:before="0" w:beforeAutospacing="0"/>
+        <w:ind w:left="480"/>
+        <w:rPr>
+          <w:rFonts w:ascii="標楷體" w:eastAsia="標楷體" w:hAnsi="標楷體" w:cs="Arial"/>
+        </w:rPr>
+      </w:pPr>
+      <w:r>
+        <w:rPr>
+          <w:rFonts w:ascii="標楷體" w:eastAsia="標楷體" w:hAnsi="標楷體" w:cs="Arial"/>
+        </w:rPr>
+        <w:t>使用者端：支援 iOS 或 Android 系統之智慧型手機或平板，需安裝 LINE 應用程式，並透過內建瀏覽器開啟網頁。</w:t>
+      </w:r>
+    </w:p>
+    <w:p>
+      <w:pPr>
+        <w:pStyle w:val="Web"/>
+        <w:spacing w:before="0" w:beforeAutospacing="0"/>
+        <w:ind w:left="480"/>
+        <w:rPr>
+          <w:rFonts w:ascii="標楷體" w:eastAsia="標楷體" w:hAnsi="標楷體" w:cs="Arial" w:hint="eastAsia"/>
+        </w:rPr>
+      </w:pPr>
+      <w:r>
+        <w:rPr>
+          <w:rFonts w:ascii="標楷體" w:eastAsia="標楷體" w:hAnsi="標楷體" w:cs="Arial"/>
+        </w:rPr>
+        <w:t>維護與開發端：Windows 10/11 運作環境，Django 核心及 n8n 需具備穩定網際網路連線以調用第三方 AI 服務與雲端資料庫</w:t>
+      </w:r>
+      <w:r>
+        <w:rPr>
+          <w:rFonts w:ascii="標楷體" w:eastAsia="標楷體" w:hAnsi="標楷體" w:cs="Arial" w:hint="eastAsia"/>
+        </w:rPr>
+        <w:t>。</w:t>
       </w:r>
     </w:p>
     <w:p>
@@ -550,20 +1047,54 @@
     </w:p>
     <w:p>
       <w:pPr>
-        <w:pStyle w:val="a9"/>
-        <w:snapToGrid w:val="0"/>
-        <w:spacing w:line="360" w:lineRule="auto"/>
-        <w:ind w:left="482" w:firstLineChars="100" w:firstLine="240"/>
-      </w:pPr>
-      <w:r>
-        <w:rPr>
-          <w:rFonts w:eastAsia="標楷體" w:hint="eastAsia"/>
-          <w:szCs w:val="24"/>
-        </w:rPr>
-        <w:t>內文</w:t>
-      </w:r>
-    </w:p>
-    <w:p/>
+        <w:pStyle w:val="Web"/>
+        <w:spacing w:before="0" w:beforeAutospacing="0"/>
+        <w:ind w:left="480" w:firstLine="480"/>
+        <w:rPr>
+          <w:rFonts w:ascii="標楷體" w:eastAsia="標楷體" w:hAnsi="標楷體" w:cs="Arial"/>
+        </w:rPr>
+      </w:pPr>
+      <w:r>
+        <w:rPr>
+          <w:rFonts w:ascii="標楷體" w:eastAsia="標楷體" w:hAnsi="標楷體" w:cs="Arial"/>
+        </w:rPr>
+        <w:t>CoLoGrowth</w:t>
+      </w:r>
+      <w:r>
+        <w:rPr>
+          <w:rFonts w:ascii="標楷體" w:eastAsia="標楷體" w:hAnsi="標楷體" w:cs="Arial" w:hint="eastAsia"/>
+        </w:rPr>
+        <w:t>是一</w:t>
+      </w:r>
+      <w:r>
+        <w:rPr>
+          <w:rFonts w:ascii="標楷體" w:eastAsia="標楷體" w:hAnsi="標楷體" w:cs="Arial"/>
+        </w:rPr>
+        <w:t>款陪伴成長紀錄工具，不僅是紀錄嬰兒的成長過程，更能一同紀錄母親在孕期間的各種情緒。核心理念，是以科技降低新手父母在育兒過程中的不確定與焦慮，並透過日常且高頻率的使用情境，讓陪伴自然融入每一個家庭的生活之中。</w:t>
+      </w:r>
+    </w:p>
+    <w:p>
+      <w:pPr>
+        <w:pStyle w:val="Web"/>
+        <w:spacing w:before="0" w:beforeAutospacing="0"/>
+        <w:ind w:left="480" w:firstLine="480"/>
+        <w:rPr>
+          <w:rFonts w:ascii="標楷體" w:eastAsia="標楷體" w:hAnsi="標楷體" w:cs="Arial" w:hint="eastAsia"/>
+        </w:rPr>
+      </w:pPr>
+      <w:r>
+        <w:rPr>
+          <w:rFonts w:ascii="標楷體" w:eastAsia="標楷體" w:hAnsi="標楷體" w:cs="Arial" w:hint="eastAsia"/>
+        </w:rPr>
+        <w:t>我們</w:t>
+      </w:r>
+      <w:r>
+        <w:rPr>
+          <w:rFonts w:ascii="標楷體" w:eastAsia="標楷體" w:hAnsi="標楷體" w:cs="Arial" w:hint="eastAsia"/>
+        </w:rPr>
+        <w:t>預期未來與婦產科或兒科醫療專家合作以提升醫學公信力；加強個資與隱私防護；並在使用者黏著度成熟後，發展 AI 進階問答訂閱制或精準母嬰商品導購等商業模式。</w:t>
+      </w:r>
+    </w:p>
     <w:sectPr>
       <w:footerReference w:type="default" r:id="rId7"/>
       <w:pgSz w:w="11906" w:h="16838"/>
@@ -1108,7 +1639,6 @@
   <w:style w:type="character" w:default="1" w:styleId="a0">
     <w:name w:val="Default Paragraph Font"/>
     <w:uiPriority w:val="1"/>
-    <w:semiHidden/>
     <w:unhideWhenUsed/>
   </w:style>
   <w:style w:type="table" w:default="1" w:styleId="a1">
@@ -1221,6 +1751,56 @@
     <w:rPr>
       <w:szCs w:val="20"/>
     </w:rPr>
+  </w:style>
+  <w:style w:type="paragraph" w:styleId="Web">
+    <w:name w:val="Normal (Web)"/>
+    <w:basedOn w:val="a"/>
+    <w:uiPriority w:val="99"/>
+    <w:unhideWhenUsed/>
+    <w:rsid w:val="00125861"/>
+    <w:pPr>
+      <w:widowControl/>
+      <w:spacing w:before="100" w:beforeAutospacing="1" w:after="100" w:afterAutospacing="1"/>
+    </w:pPr>
+    <w:rPr>
+      <w:rFonts w:ascii="新細明體" w:hAnsi="新細明體" w:cs="新細明體"/>
+      <w:kern w:val="0"/>
+    </w:rPr>
+  </w:style>
+  <w:style w:type="character" w:customStyle="1" w:styleId="citation-370">
+    <w:name w:val="citation-370"/>
+    <w:basedOn w:val="a0"/>
+    <w:rsid w:val="00125861"/>
+  </w:style>
+  <w:style w:type="character" w:customStyle="1" w:styleId="citation-369">
+    <w:name w:val="citation-369"/>
+    <w:basedOn w:val="a0"/>
+    <w:rsid w:val="00125861"/>
+  </w:style>
+  <w:style w:type="character" w:customStyle="1" w:styleId="citation-368">
+    <w:name w:val="citation-368"/>
+    <w:basedOn w:val="a0"/>
+    <w:rsid w:val="00125861"/>
+  </w:style>
+  <w:style w:type="character" w:customStyle="1" w:styleId="citation-367">
+    <w:name w:val="citation-367"/>
+    <w:basedOn w:val="a0"/>
+    <w:rsid w:val="00125861"/>
+  </w:style>
+  <w:style w:type="character" w:customStyle="1" w:styleId="citation-366">
+    <w:name w:val="citation-366"/>
+    <w:basedOn w:val="a0"/>
+    <w:rsid w:val="00125861"/>
+  </w:style>
+  <w:style w:type="paragraph" w:styleId="aa">
+    <w:name w:val="List Paragraph"/>
+    <w:basedOn w:val="a"/>
+    <w:uiPriority w:val="34"/>
+    <w:qFormat/>
+    <w:rsid w:val="00A53A85"/>
+    <w:pPr>
+      <w:ind w:leftChars="200" w:left="480"/>
+    </w:pPr>
   </w:style>
 </w:styles>
 </file>

--- a/第115208組-CoLoGrowth-系統簡介.docx
+++ b/第115208組-CoLoGrowth-系統簡介.docx
@@ -103,6 +103,7 @@
         </w:rPr>
         <w:t>專題名稱：</w:t>
       </w:r>
+      <w:proofErr w:type="spellStart"/>
       <w:r>
         <w:rPr>
           <w:rFonts w:ascii="Times New Roman" w:eastAsia="標楷體" w:hAnsi="Times New Roman"/>
@@ -110,6 +111,7 @@
         </w:rPr>
         <w:t>CoLoGrowth</w:t>
       </w:r>
+      <w:proofErr w:type="spellEnd"/>
     </w:p>
     <w:p>
       <w:pPr>
@@ -222,8 +224,17 @@
           <w:rFonts w:ascii="Times New Roman" w:eastAsia="標楷體" w:hAnsi="Times New Roman"/>
           <w:sz w:val="28"/>
         </w:rPr>
-        <w:t>謝子祈</w:t>
-      </w:r>
+        <w:t>謝子</w:t>
+      </w:r>
+      <w:proofErr w:type="gramStart"/>
+      <w:r>
+        <w:rPr>
+          <w:rFonts w:ascii="Times New Roman" w:eastAsia="標楷體" w:hAnsi="Times New Roman"/>
+          <w:sz w:val="28"/>
+        </w:rPr>
+        <w:t>祈</w:t>
+      </w:r>
+      <w:proofErr w:type="gramEnd"/>
       <w:r>
         <w:rPr>
           <w:rFonts w:ascii="Times New Roman" w:eastAsia="標楷體" w:hAnsi="Times New Roman"/>
@@ -236,8 +247,17 @@
           <w:rFonts w:ascii="Times New Roman" w:eastAsia="標楷體" w:hAnsi="Times New Roman"/>
           <w:sz w:val="28"/>
         </w:rPr>
-        <w:t>吳育臻</w:t>
-      </w:r>
+        <w:t>吳育</w:t>
+      </w:r>
+      <w:proofErr w:type="gramStart"/>
+      <w:r>
+        <w:rPr>
+          <w:rFonts w:ascii="Times New Roman" w:eastAsia="標楷體" w:hAnsi="Times New Roman"/>
+          <w:sz w:val="28"/>
+        </w:rPr>
+        <w:t>臻</w:t>
+      </w:r>
+      <w:proofErr w:type="gramEnd"/>
     </w:p>
     <w:p>
       <w:pPr>
@@ -280,7 +300,35 @@
         <w:rPr>
           <w:rFonts w:ascii="標楷體" w:eastAsia="標楷體" w:hAnsi="標楷體" w:cs="Arial"/>
         </w:rPr>
-        <w:t>隨著現代科技普及，新手父母在懷孕至育兒階段卻仍普遍缺乏相關經驗，且傳統多以紙本方式進行紀錄，不僅難以即時回饋與有效管理，也不利於資料的長期保存。</w:t>
+        <w:t>隨著現代科技</w:t>
+      </w:r>
+      <w:proofErr w:type="gramStart"/>
+      <w:r>
+        <w:rPr>
+          <w:rFonts w:ascii="標楷體" w:eastAsia="標楷體" w:hAnsi="標楷體" w:cs="Arial"/>
+        </w:rPr>
+        <w:t>普及，</w:t>
+      </w:r>
+      <w:proofErr w:type="gramEnd"/>
+      <w:r>
+        <w:rPr>
+          <w:rFonts w:ascii="標楷體" w:eastAsia="標楷體" w:hAnsi="標楷體" w:cs="Arial"/>
+        </w:rPr>
+        <w:t>新手父母在</w:t>
+      </w:r>
+      <w:proofErr w:type="gramStart"/>
+      <w:r>
+        <w:rPr>
+          <w:rFonts w:ascii="標楷體" w:eastAsia="標楷體" w:hAnsi="標楷體" w:cs="Arial"/>
+        </w:rPr>
+        <w:t>懷孕至育兒</w:t>
+      </w:r>
+      <w:proofErr w:type="gramEnd"/>
+      <w:r>
+        <w:rPr>
+          <w:rFonts w:ascii="標楷體" w:eastAsia="標楷體" w:hAnsi="標楷體" w:cs="Arial"/>
+        </w:rPr>
+        <w:t>階段卻仍普遍缺乏相關經驗，且傳統多以紙本方式進行紀錄，不僅難以即時回饋與有效管理，也不利於資料的長期保存。</w:t>
       </w:r>
     </w:p>
     <w:p>
@@ -289,7 +337,7 @@
         <w:spacing w:before="0" w:beforeAutospacing="0"/>
         <w:ind w:left="480" w:firstLine="480"/>
         <w:rPr>
-          <w:rFonts w:ascii="標楷體" w:eastAsia="標楷體" w:hAnsi="標楷體" w:cs="Arial" w:hint="eastAsia"/>
+          <w:rFonts w:ascii="標楷體" w:eastAsia="標楷體" w:hAnsi="標楷體" w:cs="Arial"/>
         </w:rPr>
       </w:pPr>
       <w:r>
@@ -308,7 +356,21 @@
         <w:rPr>
           <w:rFonts w:ascii="標楷體" w:eastAsia="標楷體" w:hAnsi="標楷體" w:cs="Arial"/>
         </w:rPr>
-        <w:t>破碎、資料無法延續的痛點。我們以普及率極高的 LINE 官方帳號為主要媒介，打造一站式數位平台，陪伴使用者從懷孕階段無縫接軌至0-3歲嬰幼兒成長，並結合 AI 技術，提供新手父母即時、專業且便利的智慧育兒協助</w:t>
+        <w:t>破碎、資料無法延續的痛點。我們以普及率極高的 LINE 官方帳號為主要媒介，打造一站式數位平台，陪伴使用者從懷孕階段無</w:t>
+      </w:r>
+      <w:proofErr w:type="gramStart"/>
+      <w:r>
+        <w:rPr>
+          <w:rFonts w:ascii="標楷體" w:eastAsia="標楷體" w:hAnsi="標楷體" w:cs="Arial"/>
+        </w:rPr>
+        <w:t>縫接軌至</w:t>
+      </w:r>
+      <w:proofErr w:type="gramEnd"/>
+      <w:r>
+        <w:rPr>
+          <w:rFonts w:ascii="標楷體" w:eastAsia="標楷體" w:hAnsi="標楷體" w:cs="Arial"/>
+        </w:rPr>
+        <w:t>0-3歲嬰幼兒成長，並結合 AI 技術，提供新手父母即時、專業且便利的智慧育兒協助</w:t>
       </w:r>
       <w:r>
         <w:rPr>
@@ -351,7 +413,7 @@
         <w:spacing w:before="0" w:beforeAutospacing="0"/>
         <w:ind w:left="480"/>
         <w:rPr>
-          <w:rFonts w:ascii="標楷體" w:eastAsia="標楷體" w:hAnsi="標楷體" w:cs="Arial" w:hint="eastAsia"/>
+          <w:rFonts w:ascii="標楷體" w:eastAsia="標楷體" w:hAnsi="標楷體" w:cs="Arial"/>
         </w:rPr>
       </w:pPr>
       <w:r>
@@ -398,7 +460,21 @@
         <w:rPr>
           <w:rFonts w:ascii="標楷體" w:eastAsia="標楷體" w:hAnsi="標楷體" w:cs="Arial" w:hint="eastAsia"/>
         </w:rPr>
-        <w:t>AI：利用 AI 機器人即時解答育兒與孕產疑問。</w:t>
+        <w:t>AI：利用 AI 機器人即時解答育兒</w:t>
+      </w:r>
+      <w:proofErr w:type="gramStart"/>
+      <w:r>
+        <w:rPr>
+          <w:rFonts w:ascii="標楷體" w:eastAsia="標楷體" w:hAnsi="標楷體" w:cs="Arial" w:hint="eastAsia"/>
+        </w:rPr>
+        <w:t>與孕產</w:t>
+      </w:r>
+      <w:proofErr w:type="gramEnd"/>
+      <w:r>
+        <w:rPr>
+          <w:rFonts w:ascii="標楷體" w:eastAsia="標楷體" w:hAnsi="標楷體" w:cs="Arial" w:hint="eastAsia"/>
+        </w:rPr>
+        <w:t>疑問。</w:t>
       </w:r>
     </w:p>
     <w:p>
@@ -420,19 +496,7 @@
         <w:rPr>
           <w:rFonts w:ascii="標楷體" w:eastAsia="標楷體" w:hAnsi="標楷體" w:cs="Arial" w:hint="eastAsia"/>
         </w:rPr>
-        <w:t>協助者功能：設計專屬功能，</w:t>
-      </w:r>
-      <w:r>
-        <w:rPr>
-          <w:rFonts w:ascii="標楷體" w:eastAsia="標楷體" w:hAnsi="標楷體" w:cs="Arial" w:hint="eastAsia"/>
-        </w:rPr>
-        <w:t>讓協助者</w:t>
-      </w:r>
-      <w:r>
-        <w:rPr>
-          <w:rFonts w:ascii="標楷體" w:eastAsia="標楷體" w:hAnsi="標楷體" w:cs="Arial" w:hint="eastAsia"/>
-        </w:rPr>
-        <w:t>參與過程，提升家庭整體參與感。</w:t>
+        <w:t>協助者功能：設計專屬功能，讓協助者參與過程，提升家庭整體參與感。</w:t>
       </w:r>
     </w:p>
     <w:p>
@@ -510,7 +574,7 @@
         <w:spacing w:before="0" w:beforeAutospacing="0"/>
         <w:ind w:left="480"/>
         <w:rPr>
-          <w:rFonts w:ascii="標楷體" w:eastAsia="標楷體" w:hAnsi="標楷體" w:cs="Arial" w:hint="eastAsia"/>
+          <w:rFonts w:ascii="標楷體" w:eastAsia="標楷體" w:hAnsi="標楷體" w:cs="Arial"/>
         </w:rPr>
       </w:pPr>
       <w:r>
@@ -560,7 +624,7 @@
         <w:spacing w:before="0" w:beforeAutospacing="0"/>
         <w:ind w:left="480"/>
         <w:rPr>
-          <w:rFonts w:ascii="標楷體" w:eastAsia="標楷體" w:hAnsi="標楷體" w:cs="Arial" w:hint="eastAsia"/>
+          <w:rFonts w:ascii="標楷體" w:eastAsia="標楷體" w:hAnsi="標楷體" w:cs="Arial"/>
         </w:rPr>
       </w:pPr>
       <w:r>
@@ -575,11 +639,19 @@
         </w:rPr>
         <w:t>(</w:t>
       </w:r>
-      <w:r>
-        <w:rPr>
-          <w:rFonts w:ascii="標楷體" w:eastAsia="標楷體" w:hAnsi="標楷體" w:cs="Arial" w:hint="eastAsia"/>
-        </w:rPr>
-        <w:t>有孕產紀錄、衛教查詢與降低焦慮需求者</w:t>
+      <w:proofErr w:type="gramStart"/>
+      <w:r>
+        <w:rPr>
+          <w:rFonts w:ascii="標楷體" w:eastAsia="標楷體" w:hAnsi="標楷體" w:cs="Arial" w:hint="eastAsia"/>
+        </w:rPr>
+        <w:t>有孕產紀錄</w:t>
+      </w:r>
+      <w:proofErr w:type="gramEnd"/>
+      <w:r>
+        <w:rPr>
+          <w:rFonts w:ascii="標楷體" w:eastAsia="標楷體" w:hAnsi="標楷體" w:cs="Arial" w:hint="eastAsia"/>
+        </w:rPr>
+        <w:t>、衛教查詢與降低焦慮需求者</w:t>
       </w:r>
       <w:r>
         <w:rPr>
@@ -600,7 +672,7 @@
         <w:spacing w:before="0" w:beforeAutospacing="0"/>
         <w:ind w:left="480"/>
         <w:rPr>
-          <w:rFonts w:ascii="標楷體" w:eastAsia="標楷體" w:hAnsi="標楷體" w:cs="Arial" w:hint="eastAsia"/>
+          <w:rFonts w:ascii="標楷體" w:eastAsia="標楷體" w:hAnsi="標楷體" w:cs="Arial"/>
         </w:rPr>
       </w:pPr>
       <w:r>
@@ -656,7 +728,7 @@
         <w:spacing w:before="0" w:beforeAutospacing="0"/>
         <w:ind w:left="480"/>
         <w:rPr>
-          <w:rFonts w:ascii="標楷體" w:eastAsia="標楷體" w:hAnsi="標楷體" w:cs="Arial" w:hint="eastAsia"/>
+          <w:rFonts w:ascii="標楷體" w:eastAsia="標楷體" w:hAnsi="標楷體" w:cs="Arial"/>
         </w:rPr>
       </w:pPr>
       <w:r>
@@ -690,7 +762,7 @@
         <w:spacing w:before="0" w:beforeAutospacing="0"/>
         <w:ind w:left="480"/>
         <w:rPr>
-          <w:rFonts w:ascii="標楷體" w:eastAsia="標楷體" w:hAnsi="標楷體" w:cs="Arial" w:hint="eastAsia"/>
+          <w:rFonts w:ascii="標楷體" w:eastAsia="標楷體" w:hAnsi="標楷體" w:cs="Arial"/>
         </w:rPr>
       </w:pPr>
       <w:r>
@@ -703,7 +775,21 @@
         <w:rPr>
           <w:rFonts w:ascii="標楷體" w:eastAsia="標楷體" w:hAnsi="標楷體" w:cs="Arial" w:hint="eastAsia"/>
         </w:rPr>
-        <w:t>生命週期完整接軌：一帳號搞定「孕期」到「育兒」，打破市場現有產品的分裂性</w:t>
+        <w:t>生命週期完整接軌：</w:t>
+      </w:r>
+      <w:proofErr w:type="gramStart"/>
+      <w:r>
+        <w:rPr>
+          <w:rFonts w:ascii="標楷體" w:eastAsia="標楷體" w:hAnsi="標楷體" w:cs="Arial" w:hint="eastAsia"/>
+        </w:rPr>
+        <w:t>一</w:t>
+      </w:r>
+      <w:proofErr w:type="gramEnd"/>
+      <w:r>
+        <w:rPr>
+          <w:rFonts w:ascii="標楷體" w:eastAsia="標楷體" w:hAnsi="標楷體" w:cs="Arial" w:hint="eastAsia"/>
+        </w:rPr>
+        <w:t>帳號搞定「孕期」到「育兒」，打破市場現有產品的分裂性</w:t>
       </w:r>
       <w:r>
         <w:rPr>
@@ -718,7 +804,7 @@
         <w:spacing w:before="0" w:beforeAutospacing="0"/>
         <w:ind w:left="480"/>
         <w:rPr>
-          <w:rFonts w:ascii="標楷體" w:eastAsia="標楷體" w:hAnsi="標楷體" w:cs="Arial" w:hint="eastAsia"/>
+          <w:rFonts w:ascii="標楷體" w:eastAsia="標楷體" w:hAnsi="標楷體" w:cs="Arial"/>
         </w:rPr>
       </w:pPr>
       <w:r>
@@ -796,7 +882,7 @@
         <w:spacing w:before="0" w:beforeAutospacing="0"/>
         <w:ind w:left="480"/>
         <w:rPr>
-          <w:rFonts w:ascii="標楷體" w:eastAsia="標楷體" w:hAnsi="標楷體" w:cs="Arial" w:hint="eastAsia"/>
+          <w:rFonts w:ascii="標楷體" w:eastAsia="標楷體" w:hAnsi="標楷體" w:cs="Arial"/>
         </w:rPr>
       </w:pPr>
     </w:p>
@@ -857,7 +943,7 @@
         <w:spacing w:before="0" w:beforeAutospacing="0"/>
         <w:ind w:left="480"/>
         <w:rPr>
-          <w:rFonts w:ascii="標楷體" w:eastAsia="標楷體" w:hAnsi="標楷體" w:cs="Arial" w:hint="eastAsia"/>
+          <w:rFonts w:ascii="標楷體" w:eastAsia="標楷體" w:hAnsi="標楷體" w:cs="Arial"/>
         </w:rPr>
       </w:pPr>
       <w:r>
@@ -879,7 +965,7 @@
         <w:spacing w:before="0" w:beforeAutospacing="0"/>
         <w:ind w:left="480"/>
         <w:rPr>
-          <w:rFonts w:ascii="標楷體" w:eastAsia="標楷體" w:hAnsi="標楷體" w:cs="Arial" w:hint="eastAsia"/>
+          <w:rFonts w:ascii="標楷體" w:eastAsia="標楷體" w:hAnsi="標楷體" w:cs="Arial"/>
         </w:rPr>
       </w:pPr>
       <w:r>
@@ -902,9 +988,21 @@
       </w:r>
       <w:r>
         <w:rPr>
-          <w:rFonts w:ascii="標楷體" w:eastAsia="標楷體" w:hAnsi="標楷體" w:cs="Arial"/>
-        </w:rPr>
-        <w:t>OpenAI API</w:t>
+          <w:rFonts w:ascii="標楷體" w:eastAsia="標楷體" w:hAnsi="標楷體" w:cs="Arial" w:hint="eastAsia"/>
+        </w:rPr>
+        <w:t>三方</w:t>
+      </w:r>
+      <w:r>
+        <w:rPr>
+          <w:rFonts w:ascii="標楷體" w:eastAsia="標楷體" w:hAnsi="標楷體" w:cs="Arial"/>
+        </w:rPr>
+        <w:t>API</w:t>
+      </w:r>
+      <w:r>
+        <w:rPr>
+          <w:rFonts w:ascii="標楷體" w:eastAsia="標楷體" w:hAnsi="標楷體" w:cs="Arial" w:hint="eastAsia"/>
+        </w:rPr>
+        <w:t>串接</w:t>
       </w:r>
     </w:p>
     <w:p>
@@ -926,7 +1024,27 @@
         <w:rPr>
           <w:rFonts w:ascii="標楷體" w:eastAsia="標楷體" w:hAnsi="標楷體" w:cs="Arial"/>
         </w:rPr>
-        <w:t>資料庫：Supabase</w:t>
+        <w:t>資料庫：</w:t>
+      </w:r>
+      <w:proofErr w:type="spellStart"/>
+      <w:r>
+        <w:rPr>
+          <w:rFonts w:ascii="標楷體" w:eastAsia="標楷體" w:hAnsi="標楷體" w:cs="Arial"/>
+        </w:rPr>
+        <w:t>Supabase</w:t>
+      </w:r>
+      <w:proofErr w:type="spellEnd"/>
+      <w:r>
+        <w:rPr>
+          <w:rFonts w:ascii="標楷體" w:eastAsia="標楷體" w:hAnsi="標楷體" w:cs="Arial" w:hint="eastAsia"/>
+        </w:rPr>
+        <w:t>、</w:t>
+      </w:r>
+      <w:r>
+        <w:rPr>
+          <w:rFonts w:ascii="標楷體" w:eastAsia="標楷體" w:hAnsi="標楷體" w:cs="Arial"/>
+        </w:rPr>
+        <w:t>Excel</w:t>
       </w:r>
     </w:p>
     <w:p>
@@ -935,7 +1053,7 @@
         <w:spacing w:before="0" w:beforeAutospacing="0"/>
         <w:ind w:left="480"/>
         <w:rPr>
-          <w:rFonts w:ascii="標楷體" w:eastAsia="標楷體" w:hAnsi="標楷體" w:cs="Arial" w:hint="eastAsia"/>
+          <w:rFonts w:ascii="標楷體" w:eastAsia="標楷體" w:hAnsi="標楷體" w:cs="Arial"/>
         </w:rPr>
       </w:pPr>
       <w:r>
@@ -948,7 +1066,13 @@
         <w:rPr>
           <w:rFonts w:ascii="標楷體" w:eastAsia="標楷體" w:hAnsi="標楷體" w:cs="Arial"/>
         </w:rPr>
-        <w:t>專案管理：GitHub、VSCode、Fork</w:t>
+        <w:t>專案管理：GitHub、Fork</w:t>
+      </w:r>
+      <w:r>
+        <w:rPr>
+          <w:rFonts w:ascii="標楷體" w:eastAsia="標楷體" w:hAnsi="標楷體" w:cs="Arial" w:hint="eastAsia"/>
+        </w:rPr>
+        <w:t>、Notion</w:t>
       </w:r>
     </w:p>
     <w:p>
@@ -1001,7 +1125,7 @@
         <w:spacing w:before="0" w:beforeAutospacing="0"/>
         <w:ind w:left="480"/>
         <w:rPr>
-          <w:rFonts w:ascii="標楷體" w:eastAsia="標楷體" w:hAnsi="標楷體" w:cs="Arial" w:hint="eastAsia"/>
+          <w:rFonts w:ascii="標楷體" w:eastAsia="標楷體" w:hAnsi="標楷體" w:cs="Arial"/>
         </w:rPr>
       </w:pPr>
       <w:r>
@@ -1054,12 +1178,14 @@
           <w:rFonts w:ascii="標楷體" w:eastAsia="標楷體" w:hAnsi="標楷體" w:cs="Arial"/>
         </w:rPr>
       </w:pPr>
+      <w:proofErr w:type="spellStart"/>
       <w:r>
         <w:rPr>
           <w:rFonts w:ascii="標楷體" w:eastAsia="標楷體" w:hAnsi="標楷體" w:cs="Arial"/>
         </w:rPr>
         <w:t>CoLoGrowth</w:t>
       </w:r>
+      <w:proofErr w:type="spellEnd"/>
       <w:r>
         <w:rPr>
           <w:rFonts w:ascii="標楷體" w:eastAsia="標楷體" w:hAnsi="標楷體" w:cs="Arial" w:hint="eastAsia"/>
@@ -1070,7 +1196,21 @@
         <w:rPr>
           <w:rFonts w:ascii="標楷體" w:eastAsia="標楷體" w:hAnsi="標楷體" w:cs="Arial"/>
         </w:rPr>
-        <w:t>款陪伴成長紀錄工具，不僅是紀錄嬰兒的成長過程，更能一同紀錄母親在孕期間的各種情緒。核心理念，是以科技降低新手父母在育兒過程中的不確定與焦慮，並透過日常且高頻率的使用情境，讓陪伴自然融入每一個家庭的生活之中。</w:t>
+        <w:t>款陪伴成長紀錄工具，不僅是紀錄嬰兒的成長過程，更能一同紀錄母親在</w:t>
+      </w:r>
+      <w:proofErr w:type="gramStart"/>
+      <w:r>
+        <w:rPr>
+          <w:rFonts w:ascii="標楷體" w:eastAsia="標楷體" w:hAnsi="標楷體" w:cs="Arial"/>
+        </w:rPr>
+        <w:t>孕期間的各種</w:t>
+      </w:r>
+      <w:proofErr w:type="gramEnd"/>
+      <w:r>
+        <w:rPr>
+          <w:rFonts w:ascii="標楷體" w:eastAsia="標楷體" w:hAnsi="標楷體" w:cs="Arial"/>
+        </w:rPr>
+        <w:t>情緒。核心理念，是以科技降低新手父母在育兒過程中的不確定與焦慮，並透過日常且高頻率的使用情境，讓陪伴自然融入每一個家庭的生活之中。</w:t>
       </w:r>
     </w:p>
     <w:p>
@@ -1079,20 +1219,42 @@
         <w:spacing w:before="0" w:beforeAutospacing="0"/>
         <w:ind w:left="480" w:firstLine="480"/>
         <w:rPr>
-          <w:rFonts w:ascii="標楷體" w:eastAsia="標楷體" w:hAnsi="標楷體" w:cs="Arial" w:hint="eastAsia"/>
-        </w:rPr>
-      </w:pPr>
-      <w:r>
-        <w:rPr>
-          <w:rFonts w:ascii="標楷體" w:eastAsia="標楷體" w:hAnsi="標楷體" w:cs="Arial" w:hint="eastAsia"/>
-        </w:rPr>
-        <w:t>我們</w:t>
-      </w:r>
-      <w:r>
-        <w:rPr>
-          <w:rFonts w:ascii="標楷體" w:eastAsia="標楷體" w:hAnsi="標楷體" w:cs="Arial" w:hint="eastAsia"/>
-        </w:rPr>
-        <w:t>預期未來與婦產科或兒科醫療專家合作以提升醫學公信力；加強個資與隱私防護；並在使用者黏著度成熟後，發展 AI 進階問答訂閱制或精準母嬰商品導購等商業模式。</w:t>
+          <w:rFonts w:ascii="標楷體" w:eastAsia="標楷體" w:hAnsi="標楷體" w:cs="Arial"/>
+        </w:rPr>
+      </w:pPr>
+      <w:r>
+        <w:rPr>
+          <w:rFonts w:ascii="標楷體" w:eastAsia="標楷體" w:hAnsi="標楷體" w:cs="Arial" w:hint="eastAsia"/>
+        </w:rPr>
+        <w:t>我們預期未來與婦產科或兒科醫療專家合作以提升醫學公信力；加強個資與隱私防護；並在使用者黏著度成熟後，發展 AI 進階問答訂閱制或精</w:t>
+      </w:r>
+      <w:proofErr w:type="gramStart"/>
+      <w:r>
+        <w:rPr>
+          <w:rFonts w:ascii="標楷體" w:eastAsia="標楷體" w:hAnsi="標楷體" w:cs="Arial" w:hint="eastAsia"/>
+        </w:rPr>
+        <w:t>準</w:t>
+      </w:r>
+      <w:proofErr w:type="gramEnd"/>
+      <w:r>
+        <w:rPr>
+          <w:rFonts w:ascii="標楷體" w:eastAsia="標楷體" w:hAnsi="標楷體" w:cs="Arial" w:hint="eastAsia"/>
+        </w:rPr>
+        <w:t>母嬰</w:t>
+      </w:r>
+      <w:proofErr w:type="gramStart"/>
+      <w:r>
+        <w:rPr>
+          <w:rFonts w:ascii="標楷體" w:eastAsia="標楷體" w:hAnsi="標楷體" w:cs="Arial" w:hint="eastAsia"/>
+        </w:rPr>
+        <w:t>商品導購等</w:t>
+      </w:r>
+      <w:proofErr w:type="gramEnd"/>
+      <w:r>
+        <w:rPr>
+          <w:rFonts w:ascii="標楷體" w:eastAsia="標楷體" w:hAnsi="標楷體" w:cs="Arial" w:hint="eastAsia"/>
+        </w:rPr>
+        <w:t>商業模式。</w:t>
       </w:r>
     </w:p>
     <w:sectPr>
@@ -1639,6 +1801,7 @@
   <w:style w:type="character" w:default="1" w:styleId="a0">
     <w:name w:val="Default Paragraph Font"/>
     <w:uiPriority w:val="1"/>
+    <w:semiHidden/>
     <w:unhideWhenUsed/>
   </w:style>
   <w:style w:type="table" w:default="1" w:styleId="a1">
